--- a/docs/literature/Literature_review_Misspecified_Bayes_Grunwald_van_Ommen_2020-2026.docx
+++ b/docs/literature/Literature_review_Misspecified_Bayes_Grunwald_van_Ommen_2020-2026.docx
@@ -558,7 +558,7 @@
             <w:vAlign w:val="top"/>
           </w:tcPr>
           <w:p>
-            <w:hyperlink w:history="1" r:id="rIddxpomwogvdtaxo5swv969">
+            <w:hyperlink w:history="1" r:id="rIdhs59i-ihtw-slrnqbjdb7">
               <w:r>
                 <w:rPr>
                   <w:color w:val="1D4ED8"/>
@@ -1115,7 +1115,7 @@
         <w:jc w:val="both"/>
       </w:pPr>
       <w:r>
-        <w:t xml:space="preserve">The true regression function lies inside the model, and the easy points are, on the face of it, harmless. Yet the posterior, Bayesian model averaging (BMA) and the MAP estimate are inconsistent: they select very complex models, and the prediction risk does not go to zero even as the number of data grows. The proposed repair is the generalized posterior with learning rate </w:t>
+        <w:t xml:space="preserve">The true regression function lies inside the model, and the easy points are, on the face of it, harmless. Yet the posterior, Bayesian model averaging (BMA) and the MAP estimate are inconsistent: they select very complex models, and the prediction risk does not go to zero even as the number of data points grows. The proposed repair is the generalized posterior with learning rate </w:t>
       </w:r>
       <m:oMath>
         <m:r>
@@ -5395,7 +5395,7 @@
         </m:r>
       </m:oMath>
       <w:r>
-        <w:t xml:space="preserve">: the larger it is, the less the points that the model does not explain influence the result.</w:t>
+        <w:t xml:space="preserve">: the larger it is, the smaller the influence of the points that the model does not explain.</w:t>
       </w:r>
     </w:p>
     <w:p>
@@ -8649,7 +8649,7 @@
             <w:vAlign w:val="top"/>
           </w:tcPr>
           <w:p>
-            <w:hyperlink w:history="1" r:id="rId8otxthxj-1dqotvdjis2v">
+            <w:hyperlink w:history="1" r:id="rIdqaz_b7ezosnufaw_eymxd">
               <w:r>
                 <w:rPr>
                   <w:color w:val="1D4ED8"/>
@@ -9825,7 +9825,7 @@
             <w:vAlign w:val="top"/>
           </w:tcPr>
           <w:p>
-            <w:hyperlink w:history="1" r:id="rIdip6xqmrmlvsi4fnkumand">
+            <w:hyperlink w:history="1" r:id="rIdhiazbkmkcdmcdiylg8gip">
               <w:r>
                 <w:rPr>
                   <w:color w:val="1D4ED8"/>
@@ -10898,7 +10898,7 @@
             <w:vAlign w:val="top"/>
           </w:tcPr>
           <w:p>
-            <w:hyperlink w:history="1" r:id="rId-4xbjimekzpvnafln0aq_">
+            <w:hyperlink w:history="1" r:id="rIdzc1wiwzbtju5ptzlaztql">
               <w:r>
                 <w:rPr>
                   <w:color w:val="1D4ED8"/>
@@ -12397,7 +12397,7 @@
             <w:vAlign w:val="top"/>
           </w:tcPr>
           <w:p>
-            <w:hyperlink w:history="1" r:id="rIdkqidnftqbornagmaavwug">
+            <w:hyperlink w:history="1" r:id="rIdj_lnalfhj8cj9gaei2xar">
               <w:r>
                 <w:rPr>
                   <w:color w:val="1D4ED8"/>
@@ -13580,7 +13580,7 @@
             <w:vAlign w:val="top"/>
           </w:tcPr>
           <w:p>
-            <w:hyperlink w:history="1" r:id="rIddgmzqcdu-isikshlpls16">
+            <w:hyperlink w:history="1" r:id="rIdbwceuxv1_6ofogagf3ih3">
               <w:r>
                 <w:rPr>
                   <w:color w:val="1D4ED8"/>
@@ -14589,7 +14589,7 @@
             <w:vAlign w:val="top"/>
           </w:tcPr>
           <w:p>
-            <w:hyperlink w:history="1" r:id="rId_bgsqi1weelys8tgfwl05">
+            <w:hyperlink w:history="1" r:id="rId35kvb9eu8fcvjze8g17v_">
               <w:r>
                 <w:rPr>
                   <w:color w:val="1D4ED8"/>
@@ -15583,7 +15583,7 @@
             <w:vAlign w:val="top"/>
           </w:tcPr>
           <w:p>
-            <w:hyperlink w:history="1" r:id="rIdvm8y9ks4zjkwibeedz6zz">
+            <w:hyperlink w:history="1" r:id="rIdxuo0fv3335jav7aiizugu">
               <w:r>
                 <w:rPr>
                   <w:color w:val="1D4ED8"/>
@@ -17074,7 +17074,7 @@
             <w:vAlign w:val="top"/>
           </w:tcPr>
           <w:p>
-            <w:hyperlink w:history="1" r:id="rIdyzl06zlwqmzsuucg68sbb">
+            <w:hyperlink w:history="1" r:id="rIds5rrnty3uyl9ce6unk8fv">
               <w:r>
                 <w:rPr>
                   <w:color w:val="1D4ED8"/>
@@ -17990,7 +17990,7 @@
             <w:vAlign w:val="top"/>
           </w:tcPr>
           <w:p>
-            <w:hyperlink w:history="1" r:id="rId2riltthsvovaobxpwjksp">
+            <w:hyperlink w:history="1" r:id="rIdurcdzkcz6mp_tne2lcqad">
               <w:r>
                 <w:rPr>
                   <w:color w:val="1D4ED8"/>
@@ -19114,7 +19114,7 @@
                 <w:sz w:val="18"/>
                 <w:szCs w:val="18"/>
               </w:rPr>
-              <w:t xml:space="preserve">Journal of Educational and Behavioral Statistics, published online 6 November 2025 (volume and pages not yet assigned)</w:t>
+              <w:t xml:space="preserve">Journal of Educational and Behavioral Statistics, published online November 6, 2025 (volume and pages not yet assigned)</w:t>
             </w:r>
           </w:p>
         </w:tc>
@@ -19160,7 +19160,7 @@
             <w:vAlign w:val="top"/>
           </w:tcPr>
           <w:p>
-            <w:hyperlink w:history="1" r:id="rIdrsvz5hzidoxynf6og6q0a">
+            <w:hyperlink w:history="1" r:id="rIdpui8s-unkudizrfkhvxzb">
               <w:r>
                 <w:rPr>
                   <w:color w:val="1D4ED8"/>
@@ -20355,7 +20355,7 @@
             <w:vAlign w:val="top"/>
           </w:tcPr>
           <w:p>
-            <w:hyperlink w:history="1" r:id="rIde3bird6vd2busutgk357c">
+            <w:hyperlink w:history="1" r:id="rIduo_yhwpbo7_plncjjjykh">
               <w:r>
                 <w:rPr>
                   <w:color w:val="1D4ED8"/>
@@ -21375,7 +21375,7 @@
             <w:vAlign w:val="top"/>
           </w:tcPr>
           <w:p>
-            <w:hyperlink w:history="1" r:id="rIdztzmduy3qaolz-d-sptfz">
+            <w:hyperlink w:history="1" r:id="rIdozxbn2ayzlwwu_kuntzx7">
               <w:r>
                 <w:rPr>
                   <w:color w:val="1D4ED8"/>
@@ -22486,7 +22486,7 @@
             <w:vAlign w:val="top"/>
           </w:tcPr>
           <w:p>
-            <w:hyperlink w:history="1" r:id="rIdsdgunufhktschomjrisii">
+            <w:hyperlink w:history="1" r:id="rIdgpuhp524ph6darcws7xpx">
               <w:r>
                 <w:rPr>
                   <w:color w:val="1D4ED8"/>
@@ -23571,7 +23571,7 @@
             <w:vAlign w:val="top"/>
           </w:tcPr>
           <w:p>
-            <w:hyperlink w:history="1" r:id="rIdyxn1q5sxpu4dxe4kbgzpb">
+            <w:hyperlink w:history="1" r:id="rIdth8ogdvu_zem5jdrmgiot">
               <w:r>
                 <w:rPr>
                   <w:color w:val="1D4ED8"/>
@@ -24624,7 +24624,7 @@
             <w:vAlign w:val="top"/>
           </w:tcPr>
           <w:p>
-            <w:hyperlink w:history="1" r:id="rIdpeaqem-ioxv6fxnljz6ky">
+            <w:hyperlink w:history="1" r:id="rId54ngw4s7siuvya-g-zmga">
               <w:r>
                 <w:rPr>
                   <w:color w:val="1D4ED8"/>
@@ -25744,7 +25744,7 @@
             <w:vAlign w:val="top"/>
           </w:tcPr>
           <w:p>
-            <w:hyperlink w:history="1" r:id="rIdtd6r0hqbcgmocryce7mww">
+            <w:hyperlink w:history="1" r:id="rIdirjxllimftognyt3ftuvi">
               <w:r>
                 <w:rPr>
                   <w:color w:val="1D4ED8"/>
@@ -26929,7 +26929,7 @@
             <w:vAlign w:val="top"/>
           </w:tcPr>
           <w:p>
-            <w:hyperlink w:history="1" r:id="rIdc_8hf0acweubb79wdlk7l">
+            <w:hyperlink w:history="1" r:id="rIdituidqmcjxpz-dnsewbhy">
               <w:r>
                 <w:rPr>
                   <w:color w:val="1D4ED8"/>
@@ -28446,7 +28446,7 @@
             <w:vAlign w:val="top"/>
           </w:tcPr>
           <w:p>
-            <w:hyperlink w:history="1" r:id="rIdetehvitq6qa7ryltjbybs">
+            <w:hyperlink w:history="1" r:id="rId_okfs2glbl6fh4flwppxc">
               <w:r>
                 <w:rPr>
                   <w:color w:val="1D4ED8"/>
@@ -29801,7 +29801,7 @@
             <w:vAlign w:val="top"/>
           </w:tcPr>
           <w:p>
-            <w:hyperlink w:history="1" r:id="rId8i9-xtjp6bm1s9jmhen8i">
+            <w:hyperlink w:history="1" r:id="rId5zxu3aguf1zjjyi6-8ph9">
               <w:r>
                 <w:rPr>
                   <w:color w:val="1D4ED8"/>
@@ -30904,7 +30904,7 @@
             <w:vAlign w:val="top"/>
           </w:tcPr>
           <w:p>
-            <w:hyperlink w:history="1" r:id="rId39clcguvfrkknm4mmzyjd">
+            <w:hyperlink w:history="1" r:id="rIdawrqwfhhwngf605xyfz25">
               <w:r>
                 <w:rPr>
                   <w:color w:val="1D4ED8"/>
@@ -31095,7 +31095,7 @@
         <w:t xml:space="preserve">Summary. </w:t>
       </w:r>
       <w:r>
-        <w:t xml:space="preserve">The paper compares two ways of learning hyperparameters in Gaussian-process regression: the probabilistic approach, empirical Bayes, which maximizes the marginal likelihood, and the deterministic, approximation-theoretic approach, the “kernel flow” algorithm, which is a cross-validation-type criterion. For a Matérn-type model on the torus, the paper proves consistency in the limit of many data and the implicit bias of each method, including the learning of the regularity parameter, for which consistency results are very rare in spatial statistics. A separate section treats misspecification: the truth is modeled as a Gaussian process or as a deterministic solution of a PDE, while the regression kernel is the Green's function of a differential operator; one example is the position of a discontinuity in the conductivity field. The experiments show misspecification settings in which kernel flow can outperform empirical Bayes.</w:t>
+        <w:t xml:space="preserve">The paper compares two ways of learning hyperparameters in Gaussian-process regression: the probabilistic approach, empirical Bayes, which maximizes the marginal likelihood, and the deterministic, approximation-theoretic approach, the “kernel flow” algorithm, which is a cross-validation-type criterion. For a Matérn-type model on the torus, the paper proves consistency in the large-data limit and the implicit bias of each method, including the learning of the regularity parameter, for which consistency results are very rare in spatial statistics. A separate section treats misspecification: the truth is modeled as a Gaussian process or as a deterministic solution of a PDE, while the regression kernel is the Green's function of a differential operator; one example is the position of a discontinuity in the conductivity field. The experiments show misspecification settings in which kernel flow can outperform empirical Bayes.</w:t>
       </w:r>
     </w:p>
     <w:p>
@@ -34457,7 +34457,7 @@
               </w:rPr>
               <w:t xml:space="preserve">, 28(1), 181–213. </w:t>
             </w:r>
-            <w:hyperlink w:history="1" r:id="rIdq-nccg6x6pzfmgmv6mjln">
+            <w:hyperlink w:history="1" r:id="rIdi-4tcmsqggoupb1-3ynyx">
               <w:r>
                 <w:rPr>
                   <w:color w:val="1D4ED8"/>
@@ -34725,7 +34725,7 @@
               </w:rPr>
               <w:t xml:space="preserve">, 16(2), 717–757. </w:t>
             </w:r>
-            <w:hyperlink w:history="1" r:id="rId9owrtqq5rdvwdaviw0fho">
+            <w:hyperlink w:history="1" r:id="rIdnnyszfn-vi6sgxs8enne0">
               <w:r>
                 <w:rPr>
                   <w:color w:val="1D4ED8"/>
@@ -34821,7 +34821,7 @@
               </w:rPr>
               <w:t xml:space="preserve">, 87(1), 1–32. </w:t>
             </w:r>
-            <w:hyperlink w:history="1" r:id="rIdymkoi3f_xanwpr1jsv1rt">
+            <w:hyperlink w:history="1" r:id="rId-xzmglqfum04tnxo-dzsl">
               <w:r>
                 <w:rPr>
                   <w:color w:val="1D4ED8"/>
@@ -34918,7 +34918,7 @@
               </w:rPr>
               <w:t xml:space="preserve">, 217, 105813. </w:t>
             </w:r>
-            <w:hyperlink w:history="1" r:id="rIdbcggrzqlgkjlxfqhq-rgt">
+            <w:hyperlink w:history="1" r:id="rIdudmp9l2zc2lc6iu9laogv">
               <w:r>
                 <w:rPr>
                   <w:color w:val="1D4ED8"/>
@@ -35100,7 +35100,7 @@
               </w:rPr>
               <w:t xml:space="preserve">, 18(3), 1271–1315. </w:t>
             </w:r>
-            <w:hyperlink w:history="1" r:id="rIdckhyapqjrcp9ecwvvhbm_">
+            <w:hyperlink w:history="1" r:id="rId7rjjovtd4nfi1hq4f7wfl">
               <w:r>
                 <w:rPr>
                   <w:color w:val="1D4ED8"/>
@@ -35244,7 +35244,7 @@
         <w:jc w:val="both"/>
       </w:pPr>
       <w:r>
-        <w:t xml:space="preserve">Part I showed that standard Bayes can fail even when the true regression function lies in the model, as long as the noise is misspecified in the way of [B1]: part of the data are almost exact, the rest are noisy. A coastal monitoring network has exactly this structure. Readings at the shoreline, where the freshwater potential is zero, are exact and numerous (high-frequency loggers, tide-corrected levels), while inland readings carry errors from heterogeneity, pumping and measurement. This section proposes and tests </w:t>
+        <w:t xml:space="preserve">Part I showed that standard Bayes can fail even when the true regression function lies in the model, as long as the noise is misspecified in the manner of [B1]: part of the data are almost exact, the rest are noisy. A coastal monitoring network has exactly this structure. Readings at the shoreline, where the freshwater potential is zero, are exact and numerous (high-frequency loggers, tide-corrected levels), while inland readings carry errors from heterogeneity, pumping and measurement. This section proposes and tests </w:t>
       </w:r>
       <w:r>
         <w:rPr>
@@ -41103,7 +41103,7 @@
         </w:rPr>
         <w:t xml:space="preserve"> </w:t>
       </w:r>
-      <w:hyperlink w:history="1" r:id="rIdzkvw-tj4hzjzcvjgwxqwb">
+      <w:hyperlink w:history="1" r:id="rIdge2qlkndqinlccontq3b5">
         <w:r>
           <w:rPr>
             <w:color w:val="1D4ED8"/>
@@ -41207,7 +41207,7 @@
         </w:rPr>
         <w:t xml:space="preserve"> </w:t>
       </w:r>
-      <w:hyperlink w:history="1" r:id="rIdzpzks8lwg8hcqckvxbo-0">
+      <w:hyperlink w:history="1" r:id="rIdoch5pf-gauqdqm-sxh7c4">
         <w:r>
           <w:rPr>
             <w:color w:val="1D4ED8"/>
@@ -41268,7 +41268,7 @@
         </w:rPr>
         <w:t xml:space="preserve"> </w:t>
       </w:r>
-      <w:hyperlink w:history="1" r:id="rId2us7vfi78g6ktzdqi2pyx">
+      <w:hyperlink w:history="1" r:id="rIdj7wvmiub-t23gzq7teos-">
         <w:r>
           <w:rPr>
             <w:color w:val="1D4ED8"/>
@@ -41329,7 +41329,7 @@
         </w:rPr>
         <w:t xml:space="preserve"> </w:t>
       </w:r>
-      <w:hyperlink w:history="1" r:id="rIdxzsdb3pu_z-u519j_tade">
+      <w:hyperlink w:history="1" r:id="rIdeartmak4f-tm9xise7q_p">
         <w:r>
           <w:rPr>
             <w:color w:val="1D4ED8"/>
@@ -41390,7 +41390,7 @@
         </w:rPr>
         <w:t xml:space="preserve"> </w:t>
       </w:r>
-      <w:hyperlink w:history="1" r:id="rId3c_rynvzdxxo30vjd4xee">
+      <w:hyperlink w:history="1" r:id="rIduhnhttxu10yjcfyes1rk0">
         <w:r>
           <w:rPr>
             <w:color w:val="1D4ED8"/>
@@ -41451,7 +41451,7 @@
         </w:rPr>
         <w:t xml:space="preserve"> </w:t>
       </w:r>
-      <w:hyperlink w:history="1" r:id="rIdgfzflqvq48wbtgyijsgdt">
+      <w:hyperlink w:history="1" r:id="rIdvu7k3qqumj2xpoivylo8v">
         <w:r>
           <w:rPr>
             <w:color w:val="1D4ED8"/>
@@ -41512,7 +41512,7 @@
         </w:rPr>
         <w:t xml:space="preserve"> </w:t>
       </w:r>
-      <w:hyperlink w:history="1" r:id="rIdkmxo8xth9i4pm3dshwujd">
+      <w:hyperlink w:history="1" r:id="rIdmipegaljxnvdyu_fkgg-j">
         <w:r>
           <w:rPr>
             <w:color w:val="1D4ED8"/>
@@ -41573,7 +41573,7 @@
         </w:rPr>
         <w:t xml:space="preserve"> </w:t>
       </w:r>
-      <w:hyperlink w:history="1" r:id="rIdjnsgm47zag7_je7iqlcqn">
+      <w:hyperlink w:history="1" r:id="rId7vkl2lkigkteqjt_lgis_">
         <w:r>
           <w:rPr>
             <w:color w:val="1D4ED8"/>
@@ -41634,7 +41634,7 @@
         </w:rPr>
         <w:t xml:space="preserve"> </w:t>
       </w:r>
-      <w:hyperlink w:history="1" r:id="rId7bph9s1rc3zdkmigib3af">
+      <w:hyperlink w:history="1" r:id="rIdywoz78sgggc1hgyvr7ppe">
         <w:r>
           <w:rPr>
             <w:color w:val="1D4ED8"/>
@@ -41695,7 +41695,7 @@
         </w:rPr>
         <w:t xml:space="preserve"> </w:t>
       </w:r>
-      <w:hyperlink w:history="1" r:id="rIdghowe4bfzqwliq-q8ixt7">
+      <w:hyperlink w:history="1" r:id="rIdfc3cwowf5fj5yxsg6ebdp">
         <w:r>
           <w:rPr>
             <w:color w:val="1D4ED8"/>
@@ -41756,7 +41756,7 @@
         </w:rPr>
         <w:t xml:space="preserve"> </w:t>
       </w:r>
-      <w:hyperlink w:history="1" r:id="rIda8samk_qcgg8dco5mbuz-">
+      <w:hyperlink w:history="1" r:id="rId7ds8sl2nypwrmdrovkl-z">
         <w:r>
           <w:rPr>
             <w:color w:val="1D4ED8"/>
@@ -41903,7 +41903,7 @@
         </w:rPr>
         <w:t xml:space="preserve"> </w:t>
       </w:r>
-      <w:hyperlink w:history="1" r:id="rIdtwq4farfqlta8mhzmlilh">
+      <w:hyperlink w:history="1" r:id="rIdbxnngvk1uigvbqwzm6_om">
         <w:r>
           <w:rPr>
             <w:color w:val="1D4ED8"/>
@@ -41964,7 +41964,7 @@
         </w:rPr>
         <w:t xml:space="preserve"> </w:t>
       </w:r>
-      <w:hyperlink w:history="1" r:id="rIdga9d8ypwjhjskn98j1cga">
+      <w:hyperlink w:history="1" r:id="rIdi0zxh8brdd-ghlzriyxcn">
         <w:r>
           <w:rPr>
             <w:color w:val="1D4ED8"/>
@@ -42025,7 +42025,7 @@
         </w:rPr>
         <w:t xml:space="preserve"> </w:t>
       </w:r>
-      <w:hyperlink w:history="1" r:id="rIderyktck8ltn8osyqu2oum">
+      <w:hyperlink w:history="1" r:id="rIdgtox-oaira2txyeqj63il">
         <w:r>
           <w:rPr>
             <w:color w:val="1D4ED8"/>
@@ -42086,7 +42086,7 @@
         </w:rPr>
         <w:t xml:space="preserve"> </w:t>
       </w:r>
-      <w:hyperlink w:history="1" r:id="rIdi6ctpxf7v1ggegwi_3sgp">
+      <w:hyperlink w:history="1" r:id="rIdxfcppdfs1c7mj2zwtkg_8">
         <w:r>
           <w:rPr>
             <w:color w:val="1D4ED8"/>
@@ -42147,7 +42147,7 @@
         </w:rPr>
         <w:t xml:space="preserve"> </w:t>
       </w:r>
-      <w:hyperlink w:history="1" r:id="rIdaymjrxrjktr3gfkr1_ofy">
+      <w:hyperlink w:history="1" r:id="rId31kudtfb8kgruqktho969">
         <w:r>
           <w:rPr>
             <w:color w:val="1D4ED8"/>
@@ -42208,7 +42208,7 @@
         </w:rPr>
         <w:t xml:space="preserve"> </w:t>
       </w:r>
-      <w:hyperlink w:history="1" r:id="rIdzrcx6mcvhiepfxcs7eopq">
+      <w:hyperlink w:history="1" r:id="rIdosqaynogholrbmhedopyk">
         <w:r>
           <w:rPr>
             <w:color w:val="1D4ED8"/>
@@ -42280,7 +42280,7 @@
         </w:rPr>
         <w:t xml:space="preserve"> </w:t>
       </w:r>
-      <w:hyperlink w:history="1" r:id="rIdsqndofkpqvaajvaaway4v">
+      <w:hyperlink w:history="1" r:id="rId7l8fkzseimut71mdgtpvl">
         <w:r>
           <w:rPr>
             <w:color w:val="1D4ED8"/>
@@ -42341,7 +42341,7 @@
         </w:rPr>
         <w:t xml:space="preserve"> </w:t>
       </w:r>
-      <w:hyperlink w:history="1" r:id="rIdlcy-7t8ygo6htcusbyqaj">
+      <w:hyperlink w:history="1" r:id="rIddn-figu9ux7bt7a7cukwd">
         <w:r>
           <w:rPr>
             <w:color w:val="1D4ED8"/>
@@ -42402,7 +42402,7 @@
         </w:rPr>
         <w:t xml:space="preserve"> </w:t>
       </w:r>
-      <w:hyperlink w:history="1" r:id="rId9dh9x7a8acysm5dkki_vb">
+      <w:hyperlink w:history="1" r:id="rIdsrramja_cxbnvoxf8i-i5">
         <w:r>
           <w:rPr>
             <w:color w:val="1D4ED8"/>
@@ -42463,7 +42463,7 @@
         </w:rPr>
         <w:t xml:space="preserve"> </w:t>
       </w:r>
-      <w:hyperlink w:history="1" r:id="rId_j_y6knpsqwwkar4qsib8">
+      <w:hyperlink w:history="1" r:id="rIdzdbyt9cxdyshgpdoacbnz">
         <w:r>
           <w:rPr>
             <w:color w:val="1D4ED8"/>
@@ -42524,7 +42524,7 @@
         </w:rPr>
         <w:t xml:space="preserve"> </w:t>
       </w:r>
-      <w:hyperlink w:history="1" r:id="rIdroa1-xpesond1epaxecj9">
+      <w:hyperlink w:history="1" r:id="rIdvdsqisul_bfkntsqyllrd">
         <w:r>
           <w:rPr>
             <w:color w:val="1D4ED8"/>
@@ -42585,7 +42585,7 @@
         </w:rPr>
         <w:t xml:space="preserve"> </w:t>
       </w:r>
-      <w:hyperlink w:history="1" r:id="rId2r5q6xpgli-8enas-7cfl">
+      <w:hyperlink w:history="1" r:id="rIdnsbmjdtafvz8idneewxch">
         <w:r>
           <w:rPr>
             <w:color w:val="1D4ED8"/>
@@ -42646,7 +42646,7 @@
         </w:rPr>
         <w:t xml:space="preserve"> </w:t>
       </w:r>
-      <w:hyperlink w:history="1" r:id="rIdbhqeu55r-nqwmdge2ti_s">
+      <w:hyperlink w:history="1" r:id="rIdi340ie8wcwjia7b66evlb">
         <w:r>
           <w:rPr>
             <w:color w:val="1D4ED8"/>
@@ -42707,7 +42707,7 @@
         </w:rPr>
         <w:t xml:space="preserve"> </w:t>
       </w:r>
-      <w:hyperlink w:history="1" r:id="rIdnhmd3hwmexuuft3xovcm1">
+      <w:hyperlink w:history="1" r:id="rIdkzmqs1tdmofb4khlgeff-">
         <w:r>
           <w:rPr>
             <w:color w:val="1D4ED8"/>
@@ -42768,7 +42768,7 @@
         </w:rPr>
         <w:t xml:space="preserve"> </w:t>
       </w:r>
-      <w:hyperlink w:history="1" r:id="rIdl-1pc99gvc9l5g6bkyskj">
+      <w:hyperlink w:history="1" r:id="rIdxyaujm9ubq9xohm_e7wuq">
         <w:r>
           <w:rPr>
             <w:color w:val="1D4ED8"/>
@@ -42829,7 +42829,7 @@
         </w:rPr>
         <w:t xml:space="preserve"> </w:t>
       </w:r>
-      <w:hyperlink w:history="1" r:id="rIdkj-g-kdpckl7m3ikrzuss">
+      <w:hyperlink w:history="1" r:id="rIdfbioyhetnjb_g1duhin1e">
         <w:r>
           <w:rPr>
             <w:color w:val="1D4ED8"/>
@@ -42890,7 +42890,7 @@
         </w:rPr>
         <w:t xml:space="preserve"> </w:t>
       </w:r>
-      <w:hyperlink w:history="1" r:id="rIdhnkwxng0mfrsekhv68dny">
+      <w:hyperlink w:history="1" r:id="rIdn9nxmwzqjzredqvjdrhno">
         <w:r>
           <w:rPr>
             <w:color w:val="1D4ED8"/>
@@ -42951,7 +42951,7 @@
         </w:rPr>
         <w:t xml:space="preserve"> </w:t>
       </w:r>
-      <w:hyperlink w:history="1" r:id="rIdw2htguwqgpfv7eqnn_sha">
+      <w:hyperlink w:history="1" r:id="rId7gehtlewnggrmgaj_t_iq">
         <w:r>
           <w:rPr>
             <w:color w:val="1D4ED8"/>
@@ -43012,7 +43012,7 @@
         </w:rPr>
         <w:t xml:space="preserve"> </w:t>
       </w:r>
-      <w:hyperlink w:history="1" r:id="rIdcm-mawrksrgqr-1-s4flt">
+      <w:hyperlink w:history="1" r:id="rIdvuazbbvejy49lsuypvfuy">
         <w:r>
           <w:rPr>
             <w:color w:val="1D4ED8"/>
@@ -43073,7 +43073,7 @@
         </w:rPr>
         <w:t xml:space="preserve"> </w:t>
       </w:r>
-      <w:hyperlink w:history="1" r:id="rIdvlipwjfh5isxxiiffsuxd">
+      <w:hyperlink w:history="1" r:id="rIdxtztweh9pbrubna-t0mva">
         <w:r>
           <w:rPr>
             <w:color w:val="1D4ED8"/>
@@ -43134,7 +43134,7 @@
         </w:rPr>
         <w:t xml:space="preserve"> </w:t>
       </w:r>
-      <w:hyperlink w:history="1" r:id="rIdxd32ygwjwfdshk1fcxmbh">
+      <w:hyperlink w:history="1" r:id="rIdnldtaozhbfxrsbcmxtofw">
         <w:r>
           <w:rPr>
             <w:color w:val="1D4ED8"/>
@@ -43195,7 +43195,7 @@
         </w:rPr>
         <w:t xml:space="preserve"> </w:t>
       </w:r>
-      <w:hyperlink w:history="1" r:id="rIdgwvppp8yrslubm79ntan9">
+      <w:hyperlink w:history="1" r:id="rIdtgftgwcrkp62eola7ebvt">
         <w:r>
           <w:rPr>
             <w:color w:val="1D4ED8"/>
@@ -43256,7 +43256,7 @@
         </w:rPr>
         <w:t xml:space="preserve"> </w:t>
       </w:r>
-      <w:hyperlink w:history="1" r:id="rIdggwf0sy-erfpeenk0t3-n">
+      <w:hyperlink w:history="1" r:id="rIdwtco07jw9e3cqc9qrpkbx">
         <w:r>
           <w:rPr>
             <w:color w:val="1D4ED8"/>
@@ -43317,7 +43317,7 @@
         </w:rPr>
         <w:t xml:space="preserve"> </w:t>
       </w:r>
-      <w:hyperlink w:history="1" r:id="rIdjm4d0juvbkn2haq7ilkee">
+      <w:hyperlink w:history="1" r:id="rId2coeynwi0xkav8dmaccf5">
         <w:r>
           <w:rPr>
             <w:color w:val="1D4ED8"/>
@@ -43378,7 +43378,7 @@
         </w:rPr>
         <w:t xml:space="preserve"> </w:t>
       </w:r>
-      <w:hyperlink w:history="1" r:id="rIdp31dgmayo67_6ylgfizyj">
+      <w:hyperlink w:history="1" r:id="rIdktuy8ej4uk6sa2vlmlqpn">
         <w:r>
           <w:rPr>
             <w:color w:val="1D4ED8"/>
@@ -43439,7 +43439,7 @@
         </w:rPr>
         <w:t xml:space="preserve"> </w:t>
       </w:r>
-      <w:hyperlink w:history="1" r:id="rId6tup5d9-phjexgzfhv4gu">
+      <w:hyperlink w:history="1" r:id="rIdlqyxraflbecpvd3lyqivy">
         <w:r>
           <w:rPr>
             <w:color w:val="1D4ED8"/>
